--- a/packages/B馆2012年11月到2017年9月足迹新貌创新成果/src/assets/result3.docx
+++ b/packages/B馆2012年11月到2017年9月足迹新貌创新成果/src/assets/result3.docx
@@ -4,33 +4,6 @@
   <w:body>
     <w:p>
       <w:pPr>
-        <w:pStyle w:val="2"/>
-        <w:bidi w:val="0"/>
-      </w:pPr>
-      <w:r>
-        <w:rPr>
-          <w:rFonts w:hint="eastAsia"/>
-          <w:lang w:val="en-US" w:eastAsia="zh-CN"/>
-        </w:rPr>
-        <w:t>三、社区建设、</w:t>
-      </w:r>
-      <w:r>
-        <w:rPr>
-          <w:rFonts w:hint="default"/>
-          <w:lang w:val="en-US" w:eastAsia="zh-CN"/>
-        </w:rPr>
-        <w:t>居民自治、社区议事协商、网格化管理、城乡发展一体化、“三社联动”相关图</w:t>
-      </w:r>
-      <w:r>
-        <w:rPr>
-          <w:rFonts w:hint="eastAsia"/>
-          <w:lang w:val="en-US" w:eastAsia="zh-CN"/>
-        </w:rPr>
-        <w:t>表</w:t>
-      </w:r>
-    </w:p>
-    <w:p>
-      <w:pPr>
         <w:pStyle w:val="3"/>
         <w:keepNext w:val="0"/>
         <w:keepLines w:val="0"/>
@@ -44,6 +17,8 @@
           <w:lang w:eastAsia="zh-CN"/>
         </w:rPr>
       </w:pPr>
+      <w:bookmarkStart w:id="0" w:name="_GoBack"/>
+      <w:bookmarkEnd w:id="0"/>
       <w:r>
         <w:rPr>
           <w:rFonts w:hint="eastAsia" w:eastAsia="宋体"/>
@@ -3548,8 +3523,6 @@
         </w:rPr>
         <w:t>2016年，民政部开展“全国社会工作服务示范社区”评选，旨在通过树立典型、推广经验，推动全国社区社会工作服务专业化、规范化发展，提升基层社会治理水平</w:t>
       </w:r>
-      <w:bookmarkStart w:id="0" w:name="_GoBack"/>
-      <w:bookmarkEnd w:id="0"/>
     </w:p>
     <w:sectPr>
       <w:pgSz w:w="11906" w:h="16838"/>

--- a/packages/B馆2012年11月到2017年9月足迹新貌创新成果/src/assets/result3.docx
+++ b/packages/B馆2012年11月到2017年9月足迹新貌创新成果/src/assets/result3.docx
@@ -17,8 +17,6 @@
           <w:lang w:eastAsia="zh-CN"/>
         </w:rPr>
       </w:pPr>
-      <w:bookmarkStart w:id="0" w:name="_GoBack"/>
-      <w:bookmarkEnd w:id="0"/>
       <w:r>
         <w:rPr>
           <w:rFonts w:hint="eastAsia" w:eastAsia="宋体"/>
@@ -2010,10 +2008,6 @@
         <w:spacing w:before="0" w:beforeAutospacing="0" w:after="0" w:afterAutospacing="0"/>
         <w:ind w:left="0" w:right="0" w:firstLine="0"/>
         <w:jc w:val="center"/>
-        <w:rPr>
-          <w:sz w:val="28"/>
-          <w:szCs w:val="28"/>
-        </w:rPr>
       </w:pPr>
       <w:r>
         <w:rPr>
@@ -2022,1507 +2016,8 @@
         </w:rPr>
         <w:t>重庆市渝中区白象居居民自治服务队</w:t>
       </w:r>
-    </w:p>
-    <w:p>
-      <w:pPr>
-        <w:keepNext w:val="0"/>
-        <w:keepLines w:val="0"/>
-        <w:pageBreakBefore w:val="0"/>
-        <w:widowControl w:val="0"/>
-        <w:kinsoku/>
-        <w:wordWrap/>
-        <w:overflowPunct/>
-        <w:topLinePunct w:val="0"/>
-        <w:autoSpaceDE/>
-        <w:autoSpaceDN/>
-        <w:bidi w:val="0"/>
-        <w:adjustRightInd/>
-        <w:snapToGrid/>
-        <w:spacing w:line="600" w:lineRule="exact"/>
-        <w:ind w:firstLine="640" w:firstLineChars="200"/>
-        <w:textAlignment w:val="auto"/>
-        <w:rPr>
-          <w:rFonts w:hint="eastAsia"/>
-          <w:sz w:val="32"/>
-          <w:szCs w:val="32"/>
-          <w:lang w:val="en-US" w:eastAsia="zh-CN"/>
-        </w:rPr>
-      </w:pPr>
-      <w:r>
-        <w:rPr>
-          <w:rFonts w:hint="eastAsia" w:ascii="黑体" w:hAnsi="黑体" w:eastAsia="黑体" w:cs="黑体"/>
-          <w:b w:val="0"/>
-          <w:bCs w:val="0"/>
-          <w:color w:val="auto"/>
-          <w:sz w:val="32"/>
-          <w:szCs w:val="32"/>
-          <w:lang w:val="en-US" w:eastAsia="zh-CN"/>
-        </w:rPr>
-        <w:t>四.相关书籍手册实物展示</w:t>
-      </w:r>
-    </w:p>
-    <w:p>
-      <w:pPr>
-        <w:keepNext w:val="0"/>
-        <w:keepLines w:val="0"/>
-        <w:pageBreakBefore w:val="0"/>
-        <w:widowControl w:val="0"/>
-        <w:kinsoku/>
-        <w:wordWrap/>
-        <w:overflowPunct/>
-        <w:topLinePunct w:val="0"/>
-        <w:autoSpaceDE/>
-        <w:autoSpaceDN/>
-        <w:bidi w:val="0"/>
-        <w:adjustRightInd/>
-        <w:snapToGrid/>
-        <w:spacing w:line="360" w:lineRule="auto"/>
-        <w:ind w:firstLine="420" w:firstLineChars="0"/>
-        <w:textAlignment w:val="auto"/>
-        <w:rPr>
-          <w:rFonts w:hint="default"/>
-          <w:sz w:val="32"/>
-          <w:szCs w:val="32"/>
-          <w:lang w:val="en-US" w:eastAsia="zh-CN"/>
-        </w:rPr>
-      </w:pPr>
-      <w:r>
-        <w:rPr>
-          <w:rFonts w:hint="default"/>
-          <w:sz w:val="32"/>
-          <w:szCs w:val="32"/>
-          <w:lang w:val="en-US" w:eastAsia="zh-CN"/>
-        </w:rPr>
-        <w:drawing>
-          <wp:inline distT="0" distB="0" distL="114300" distR="114300">
-            <wp:extent cx="1611630" cy="2279650"/>
-            <wp:effectExtent l="0" t="0" r="13970" b="6350"/>
-            <wp:docPr id="60" name="图片 21" descr="《社区治理现代化视野下的创新实践——第一批全国社区治理和服务创新实验区成果汇编》"/>
-            <wp:cNvGraphicFramePr>
-              <a:graphicFrameLocks xmlns:a="http://schemas.openxmlformats.org/drawingml/2006/main" noChangeAspect="1"/>
-            </wp:cNvGraphicFramePr>
-            <a:graphic xmlns:a="http://schemas.openxmlformats.org/drawingml/2006/main">
-              <a:graphicData uri="http://schemas.openxmlformats.org/drawingml/2006/picture">
-                <pic:pic xmlns:pic="http://schemas.openxmlformats.org/drawingml/2006/picture">
-                  <pic:nvPicPr>
-                    <pic:cNvPr id="60" name="图片 21" descr="《社区治理现代化视野下的创新实践——第一批全国社区治理和服务创新实验区成果汇编》"/>
-                    <pic:cNvPicPr>
-                      <a:picLocks noChangeAspect="1"/>
-                    </pic:cNvPicPr>
-                  </pic:nvPicPr>
-                  <pic:blipFill>
-                    <a:blip r:embed="rId24"/>
-                    <a:stretch>
-                      <a:fillRect/>
-                    </a:stretch>
-                  </pic:blipFill>
-                  <pic:spPr>
-                    <a:xfrm>
-                      <a:off x="0" y="0"/>
-                      <a:ext cx="1611630" cy="2279650"/>
-                    </a:xfrm>
-                    <a:prstGeom prst="rect">
-                      <a:avLst/>
-                    </a:prstGeom>
-                    <a:noFill/>
-                    <a:ln>
-                      <a:noFill/>
-                    </a:ln>
-                  </pic:spPr>
-                </pic:pic>
-              </a:graphicData>
-            </a:graphic>
-          </wp:inline>
-        </w:drawing>
-      </w:r>
-    </w:p>
-    <w:p>
-      <w:pPr>
-        <w:keepNext w:val="0"/>
-        <w:keepLines w:val="0"/>
-        <w:pageBreakBefore w:val="0"/>
-        <w:widowControl w:val="0"/>
-        <w:kinsoku/>
-        <w:wordWrap/>
-        <w:overflowPunct/>
-        <w:topLinePunct w:val="0"/>
-        <w:autoSpaceDE/>
-        <w:autoSpaceDN/>
-        <w:bidi w:val="0"/>
-        <w:adjustRightInd/>
-        <w:snapToGrid/>
-        <w:spacing w:line="360" w:lineRule="auto"/>
-        <w:ind w:firstLine="420" w:firstLineChars="0"/>
-        <w:textAlignment w:val="auto"/>
-        <w:rPr>
-          <w:rFonts w:hint="default"/>
-          <w:sz w:val="32"/>
-          <w:szCs w:val="32"/>
-          <w:lang w:val="en-US" w:eastAsia="zh-CN"/>
-        </w:rPr>
-      </w:pPr>
-      <w:r>
-        <w:rPr>
-          <w:rFonts w:hint="default"/>
-          <w:sz w:val="32"/>
-          <w:szCs w:val="32"/>
-          <w:lang w:val="en-US" w:eastAsia="zh-CN"/>
-        </w:rPr>
-        <w:t>《社区治理现代化视野下的创新实践——第一批全国社区治理和服务创新实验区成果汇编》</w:t>
-      </w:r>
-    </w:p>
-    <w:p>
-      <w:pPr>
-        <w:keepNext w:val="0"/>
-        <w:keepLines w:val="0"/>
-        <w:pageBreakBefore w:val="0"/>
-        <w:widowControl w:val="0"/>
-        <w:kinsoku/>
-        <w:wordWrap/>
-        <w:overflowPunct/>
-        <w:topLinePunct w:val="0"/>
-        <w:autoSpaceDE/>
-        <w:autoSpaceDN/>
-        <w:bidi w:val="0"/>
-        <w:adjustRightInd/>
-        <w:snapToGrid/>
-        <w:spacing w:line="360" w:lineRule="auto"/>
-        <w:ind w:firstLine="420" w:firstLineChars="0"/>
-        <w:textAlignment w:val="auto"/>
-        <w:rPr>
-          <w:rFonts w:hint="default"/>
-          <w:sz w:val="32"/>
-          <w:szCs w:val="32"/>
-          <w:lang w:val="en-US" w:eastAsia="zh-CN"/>
-        </w:rPr>
-      </w:pPr>
-      <w:r>
-        <w:rPr>
-          <w:rFonts w:hint="default"/>
-          <w:sz w:val="32"/>
-          <w:szCs w:val="32"/>
-          <w:lang w:val="en-US" w:eastAsia="zh-CN"/>
-        </w:rPr>
-        <w:drawing>
-          <wp:inline distT="0" distB="0" distL="114300" distR="114300">
-            <wp:extent cx="1647825" cy="2331720"/>
-            <wp:effectExtent l="0" t="0" r="3175" b="5080"/>
-            <wp:docPr id="68" name="图片 22" descr="《习近平关于社会主义社会建设论述摘编》"/>
-            <wp:cNvGraphicFramePr>
-              <a:graphicFrameLocks xmlns:a="http://schemas.openxmlformats.org/drawingml/2006/main" noChangeAspect="1"/>
-            </wp:cNvGraphicFramePr>
-            <a:graphic xmlns:a="http://schemas.openxmlformats.org/drawingml/2006/main">
-              <a:graphicData uri="http://schemas.openxmlformats.org/drawingml/2006/picture">
-                <pic:pic xmlns:pic="http://schemas.openxmlformats.org/drawingml/2006/picture">
-                  <pic:nvPicPr>
-                    <pic:cNvPr id="68" name="图片 22" descr="《习近平关于社会主义社会建设论述摘编》"/>
-                    <pic:cNvPicPr>
-                      <a:picLocks noChangeAspect="1"/>
-                    </pic:cNvPicPr>
-                  </pic:nvPicPr>
-                  <pic:blipFill>
-                    <a:blip r:embed="rId25"/>
-                    <a:stretch>
-                      <a:fillRect/>
-                    </a:stretch>
-                  </pic:blipFill>
-                  <pic:spPr>
-                    <a:xfrm>
-                      <a:off x="0" y="0"/>
-                      <a:ext cx="1647825" cy="2331720"/>
-                    </a:xfrm>
-                    <a:prstGeom prst="rect">
-                      <a:avLst/>
-                    </a:prstGeom>
-                    <a:noFill/>
-                    <a:ln>
-                      <a:noFill/>
-                    </a:ln>
-                  </pic:spPr>
-                </pic:pic>
-              </a:graphicData>
-            </a:graphic>
-          </wp:inline>
-        </w:drawing>
-      </w:r>
-    </w:p>
-    <w:p>
-      <w:pPr>
-        <w:keepNext w:val="0"/>
-        <w:keepLines w:val="0"/>
-        <w:pageBreakBefore w:val="0"/>
-        <w:widowControl w:val="0"/>
-        <w:kinsoku/>
-        <w:wordWrap/>
-        <w:overflowPunct/>
-        <w:topLinePunct w:val="0"/>
-        <w:autoSpaceDE/>
-        <w:autoSpaceDN/>
-        <w:bidi w:val="0"/>
-        <w:adjustRightInd/>
-        <w:snapToGrid/>
-        <w:spacing w:line="360" w:lineRule="auto"/>
-        <w:ind w:firstLine="420" w:firstLineChars="0"/>
-        <w:textAlignment w:val="auto"/>
-        <w:rPr>
-          <w:rFonts w:hint="default"/>
-          <w:sz w:val="32"/>
-          <w:szCs w:val="32"/>
-          <w:lang w:val="en-US" w:eastAsia="zh-CN"/>
-        </w:rPr>
-      </w:pPr>
-      <w:r>
-        <w:rPr>
-          <w:rFonts w:hint="default"/>
-          <w:sz w:val="32"/>
-          <w:szCs w:val="32"/>
-          <w:lang w:val="en-US" w:eastAsia="zh-CN"/>
-        </w:rPr>
-        <w:t>《习近平关于社会主义社会建设论述摘编》</w:t>
-      </w:r>
-    </w:p>
-    <w:p>
-      <w:pPr>
-        <w:keepNext w:val="0"/>
-        <w:keepLines w:val="0"/>
-        <w:pageBreakBefore w:val="0"/>
-        <w:widowControl w:val="0"/>
-        <w:kinsoku/>
-        <w:wordWrap/>
-        <w:overflowPunct/>
-        <w:topLinePunct w:val="0"/>
-        <w:autoSpaceDE/>
-        <w:autoSpaceDN/>
-        <w:bidi w:val="0"/>
-        <w:adjustRightInd/>
-        <w:snapToGrid/>
-        <w:spacing w:line="360" w:lineRule="auto"/>
-        <w:textAlignment w:val="auto"/>
-        <w:rPr>
-          <w:rFonts w:hint="default"/>
-          <w:sz w:val="32"/>
-          <w:szCs w:val="32"/>
-          <w:lang w:val="en-US" w:eastAsia="zh-CN"/>
-        </w:rPr>
-      </w:pPr>
-      <w:r>
-        <w:rPr>
-          <w:rFonts w:hint="default"/>
-          <w:sz w:val="32"/>
-          <w:szCs w:val="32"/>
-          <w:lang w:val="en-US" w:eastAsia="zh-CN"/>
-        </w:rPr>
-        <w:drawing>
-          <wp:inline distT="0" distB="0" distL="114300" distR="114300">
-            <wp:extent cx="1497330" cy="2118360"/>
-            <wp:effectExtent l="0" t="0" r="1270" b="15240"/>
-            <wp:docPr id="112" name="图片 23" descr="《习近平著作选读》第一卷"/>
-            <wp:cNvGraphicFramePr>
-              <a:graphicFrameLocks xmlns:a="http://schemas.openxmlformats.org/drawingml/2006/main" noChangeAspect="1"/>
-            </wp:cNvGraphicFramePr>
-            <a:graphic xmlns:a="http://schemas.openxmlformats.org/drawingml/2006/main">
-              <a:graphicData uri="http://schemas.openxmlformats.org/drawingml/2006/picture">
-                <pic:pic xmlns:pic="http://schemas.openxmlformats.org/drawingml/2006/picture">
-                  <pic:nvPicPr>
-                    <pic:cNvPr id="112" name="图片 23" descr="《习近平著作选读》第一卷"/>
-                    <pic:cNvPicPr>
-                      <a:picLocks noChangeAspect="1"/>
-                    </pic:cNvPicPr>
-                  </pic:nvPicPr>
-                  <pic:blipFill>
-                    <a:blip r:embed="rId26"/>
-                    <a:stretch>
-                      <a:fillRect/>
-                    </a:stretch>
-                  </pic:blipFill>
-                  <pic:spPr>
-                    <a:xfrm>
-                      <a:off x="0" y="0"/>
-                      <a:ext cx="1497330" cy="2118360"/>
-                    </a:xfrm>
-                    <a:prstGeom prst="rect">
-                      <a:avLst/>
-                    </a:prstGeom>
-                    <a:noFill/>
-                    <a:ln>
-                      <a:noFill/>
-                    </a:ln>
-                  </pic:spPr>
-                </pic:pic>
-              </a:graphicData>
-            </a:graphic>
-          </wp:inline>
-        </w:drawing>
-      </w:r>
-      <w:r>
-        <w:rPr>
-          <w:rFonts w:hint="eastAsia"/>
-          <w:sz w:val="32"/>
-          <w:szCs w:val="32"/>
-          <w:lang w:val="en-US" w:eastAsia="zh-CN"/>
-        </w:rPr>
-        <w:t xml:space="preserve">  </w:t>
-      </w:r>
-      <w:r>
-        <w:rPr>
-          <w:rFonts w:hint="default"/>
-          <w:sz w:val="32"/>
-          <w:szCs w:val="32"/>
-          <w:lang w:val="en-US" w:eastAsia="zh-CN"/>
-        </w:rPr>
-        <w:drawing>
-          <wp:inline distT="0" distB="0" distL="114300" distR="114300">
-            <wp:extent cx="1497965" cy="2118995"/>
-            <wp:effectExtent l="0" t="0" r="635" b="14605"/>
-            <wp:docPr id="92" name="图片 24" descr="《习近平著作选读》第二卷"/>
-            <wp:cNvGraphicFramePr>
-              <a:graphicFrameLocks xmlns:a="http://schemas.openxmlformats.org/drawingml/2006/main" noChangeAspect="1"/>
-            </wp:cNvGraphicFramePr>
-            <a:graphic xmlns:a="http://schemas.openxmlformats.org/drawingml/2006/main">
-              <a:graphicData uri="http://schemas.openxmlformats.org/drawingml/2006/picture">
-                <pic:pic xmlns:pic="http://schemas.openxmlformats.org/drawingml/2006/picture">
-                  <pic:nvPicPr>
-                    <pic:cNvPr id="92" name="图片 24" descr="《习近平著作选读》第二卷"/>
-                    <pic:cNvPicPr>
-                      <a:picLocks noChangeAspect="1"/>
-                    </pic:cNvPicPr>
-                  </pic:nvPicPr>
-                  <pic:blipFill>
-                    <a:blip r:embed="rId27"/>
-                    <a:stretch>
-                      <a:fillRect/>
-                    </a:stretch>
-                  </pic:blipFill>
-                  <pic:spPr>
-                    <a:xfrm>
-                      <a:off x="0" y="0"/>
-                      <a:ext cx="1497965" cy="2118995"/>
-                    </a:xfrm>
-                    <a:prstGeom prst="rect">
-                      <a:avLst/>
-                    </a:prstGeom>
-                    <a:noFill/>
-                    <a:ln>
-                      <a:noFill/>
-                    </a:ln>
-                  </pic:spPr>
-                </pic:pic>
-              </a:graphicData>
-            </a:graphic>
-          </wp:inline>
-        </w:drawing>
-      </w:r>
-    </w:p>
-    <w:p>
-      <w:pPr>
-        <w:keepNext w:val="0"/>
-        <w:keepLines w:val="0"/>
-        <w:pageBreakBefore w:val="0"/>
-        <w:widowControl w:val="0"/>
-        <w:kinsoku/>
-        <w:wordWrap/>
-        <w:overflowPunct/>
-        <w:topLinePunct w:val="0"/>
-        <w:autoSpaceDE/>
-        <w:autoSpaceDN/>
-        <w:bidi w:val="0"/>
-        <w:adjustRightInd/>
-        <w:snapToGrid/>
-        <w:spacing w:line="360" w:lineRule="auto"/>
-        <w:textAlignment w:val="auto"/>
-        <w:rPr>
-          <w:rFonts w:hint="default"/>
-          <w:sz w:val="32"/>
-          <w:szCs w:val="32"/>
-          <w:lang w:val="en-US" w:eastAsia="zh-CN"/>
-        </w:rPr>
-      </w:pPr>
-      <w:r>
-        <w:rPr>
-          <w:rFonts w:hint="default"/>
-          <w:sz w:val="32"/>
-          <w:szCs w:val="32"/>
-          <w:lang w:val="en-US" w:eastAsia="zh-CN"/>
-        </w:rPr>
-        <w:t>《习近平著作选读》第</w:t>
-      </w:r>
-      <w:r>
-        <w:rPr>
-          <w:rFonts w:hint="eastAsia"/>
-          <w:sz w:val="32"/>
-          <w:szCs w:val="32"/>
-          <w:lang w:val="en-US" w:eastAsia="zh-CN"/>
-        </w:rPr>
-        <w:t>一、二</w:t>
-      </w:r>
-      <w:r>
-        <w:rPr>
-          <w:rFonts w:hint="default"/>
-          <w:sz w:val="32"/>
-          <w:szCs w:val="32"/>
-          <w:lang w:val="en-US" w:eastAsia="zh-CN"/>
-        </w:rPr>
-        <w:t>卷</w:t>
-      </w:r>
-    </w:p>
-    <w:p>
-      <w:pPr>
-        <w:keepNext w:val="0"/>
-        <w:keepLines w:val="0"/>
-        <w:pageBreakBefore w:val="0"/>
-        <w:widowControl w:val="0"/>
-        <w:kinsoku/>
-        <w:wordWrap/>
-        <w:overflowPunct/>
-        <w:topLinePunct w:val="0"/>
-        <w:autoSpaceDE/>
-        <w:autoSpaceDN/>
-        <w:bidi w:val="0"/>
-        <w:adjustRightInd/>
-        <w:snapToGrid/>
-        <w:spacing w:line="360" w:lineRule="auto"/>
-        <w:textAlignment w:val="auto"/>
-        <w:rPr>
-          <w:rFonts w:hint="default"/>
-          <w:sz w:val="32"/>
-          <w:szCs w:val="32"/>
-          <w:lang w:val="en-US" w:eastAsia="zh-CN"/>
-        </w:rPr>
-      </w:pPr>
-      <w:r>
-        <w:rPr>
-          <w:rFonts w:hint="default"/>
-          <w:sz w:val="32"/>
-          <w:szCs w:val="32"/>
-          <w:lang w:val="en-US" w:eastAsia="zh-CN"/>
-        </w:rPr>
-        <w:drawing>
-          <wp:inline distT="0" distB="0" distL="114300" distR="114300">
-            <wp:extent cx="1814195" cy="2566670"/>
-            <wp:effectExtent l="0" t="0" r="14605" b="24130"/>
-            <wp:docPr id="58" name="图片 25" descr="《习近平总书记系列重要讲话读本》"/>
-            <wp:cNvGraphicFramePr>
-              <a:graphicFrameLocks xmlns:a="http://schemas.openxmlformats.org/drawingml/2006/main" noChangeAspect="1"/>
-            </wp:cNvGraphicFramePr>
-            <a:graphic xmlns:a="http://schemas.openxmlformats.org/drawingml/2006/main">
-              <a:graphicData uri="http://schemas.openxmlformats.org/drawingml/2006/picture">
-                <pic:pic xmlns:pic="http://schemas.openxmlformats.org/drawingml/2006/picture">
-                  <pic:nvPicPr>
-                    <pic:cNvPr id="58" name="图片 25" descr="《习近平总书记系列重要讲话读本》"/>
-                    <pic:cNvPicPr>
-                      <a:picLocks noChangeAspect="1"/>
-                    </pic:cNvPicPr>
-                  </pic:nvPicPr>
-                  <pic:blipFill>
-                    <a:blip r:embed="rId28"/>
-                    <a:stretch>
-                      <a:fillRect/>
-                    </a:stretch>
-                  </pic:blipFill>
-                  <pic:spPr>
-                    <a:xfrm>
-                      <a:off x="0" y="0"/>
-                      <a:ext cx="1814195" cy="2566670"/>
-                    </a:xfrm>
-                    <a:prstGeom prst="rect">
-                      <a:avLst/>
-                    </a:prstGeom>
-                    <a:noFill/>
-                    <a:ln>
-                      <a:noFill/>
-                    </a:ln>
-                  </pic:spPr>
-                </pic:pic>
-              </a:graphicData>
-            </a:graphic>
-          </wp:inline>
-        </w:drawing>
-      </w:r>
-    </w:p>
-    <w:p>
-      <w:pPr>
-        <w:keepNext w:val="0"/>
-        <w:keepLines w:val="0"/>
-        <w:pageBreakBefore w:val="0"/>
-        <w:widowControl w:val="0"/>
-        <w:kinsoku/>
-        <w:wordWrap/>
-        <w:overflowPunct/>
-        <w:topLinePunct w:val="0"/>
-        <w:autoSpaceDE/>
-        <w:autoSpaceDN/>
-        <w:bidi w:val="0"/>
-        <w:adjustRightInd/>
-        <w:snapToGrid/>
-        <w:spacing w:line="360" w:lineRule="auto"/>
-        <w:textAlignment w:val="auto"/>
-        <w:rPr>
-          <w:rFonts w:hint="default"/>
-          <w:sz w:val="32"/>
-          <w:szCs w:val="32"/>
-          <w:lang w:val="en-US" w:eastAsia="zh-CN"/>
-        </w:rPr>
-      </w:pPr>
-      <w:r>
-        <w:rPr>
-          <w:rFonts w:hint="default"/>
-          <w:sz w:val="32"/>
-          <w:szCs w:val="32"/>
-          <w:lang w:val="en-US" w:eastAsia="zh-CN"/>
-        </w:rPr>
-        <w:t>《习近平总书记系列重要讲话读本》</w:t>
-      </w:r>
-    </w:p>
-    <w:p>
-      <w:pPr>
-        <w:keepNext w:val="0"/>
-        <w:keepLines w:val="0"/>
-        <w:pageBreakBefore w:val="0"/>
-        <w:widowControl w:val="0"/>
-        <w:kinsoku/>
-        <w:wordWrap/>
-        <w:overflowPunct/>
-        <w:topLinePunct w:val="0"/>
-        <w:autoSpaceDE/>
-        <w:autoSpaceDN/>
-        <w:bidi w:val="0"/>
-        <w:adjustRightInd/>
-        <w:snapToGrid/>
-        <w:spacing w:line="360" w:lineRule="auto"/>
-        <w:textAlignment w:val="auto"/>
-        <w:rPr>
-          <w:rFonts w:hint="default"/>
-          <w:sz w:val="32"/>
-          <w:szCs w:val="32"/>
-          <w:lang w:val="en-US" w:eastAsia="zh-CN"/>
-        </w:rPr>
-      </w:pPr>
-      <w:r>
-        <w:rPr>
-          <w:rFonts w:hint="default"/>
-          <w:sz w:val="32"/>
-          <w:szCs w:val="32"/>
-          <w:lang w:val="en-US" w:eastAsia="zh-CN"/>
-        </w:rPr>
-        <w:drawing>
-          <wp:inline distT="0" distB="0" distL="114300" distR="114300">
-            <wp:extent cx="1926590" cy="2724785"/>
-            <wp:effectExtent l="0" t="0" r="3810" b="18415"/>
-            <wp:docPr id="91" name="图片 26" descr="《之江新语》"/>
-            <wp:cNvGraphicFramePr>
-              <a:graphicFrameLocks xmlns:a="http://schemas.openxmlformats.org/drawingml/2006/main" noChangeAspect="1"/>
-            </wp:cNvGraphicFramePr>
-            <a:graphic xmlns:a="http://schemas.openxmlformats.org/drawingml/2006/main">
-              <a:graphicData uri="http://schemas.openxmlformats.org/drawingml/2006/picture">
-                <pic:pic xmlns:pic="http://schemas.openxmlformats.org/drawingml/2006/picture">
-                  <pic:nvPicPr>
-                    <pic:cNvPr id="91" name="图片 26" descr="《之江新语》"/>
-                    <pic:cNvPicPr>
-                      <a:picLocks noChangeAspect="1"/>
-                    </pic:cNvPicPr>
-                  </pic:nvPicPr>
-                  <pic:blipFill>
-                    <a:blip r:embed="rId29"/>
-                    <a:stretch>
-                      <a:fillRect/>
-                    </a:stretch>
-                  </pic:blipFill>
-                  <pic:spPr>
-                    <a:xfrm>
-                      <a:off x="0" y="0"/>
-                      <a:ext cx="1926590" cy="2724785"/>
-                    </a:xfrm>
-                    <a:prstGeom prst="rect">
-                      <a:avLst/>
-                    </a:prstGeom>
-                    <a:noFill/>
-                    <a:ln>
-                      <a:noFill/>
-                    </a:ln>
-                  </pic:spPr>
-                </pic:pic>
-              </a:graphicData>
-            </a:graphic>
-          </wp:inline>
-        </w:drawing>
-      </w:r>
-    </w:p>
-    <w:p>
-      <w:pPr>
-        <w:keepNext w:val="0"/>
-        <w:keepLines w:val="0"/>
-        <w:pageBreakBefore w:val="0"/>
-        <w:widowControl w:val="0"/>
-        <w:kinsoku/>
-        <w:wordWrap/>
-        <w:overflowPunct/>
-        <w:topLinePunct w:val="0"/>
-        <w:autoSpaceDE/>
-        <w:autoSpaceDN/>
-        <w:bidi w:val="0"/>
-        <w:adjustRightInd/>
-        <w:snapToGrid/>
-        <w:spacing w:line="360" w:lineRule="auto"/>
-        <w:textAlignment w:val="auto"/>
-        <w:rPr>
-          <w:rFonts w:hint="default"/>
-          <w:sz w:val="32"/>
-          <w:szCs w:val="32"/>
-          <w:lang w:val="en-US" w:eastAsia="zh-CN"/>
-        </w:rPr>
-      </w:pPr>
-      <w:r>
-        <w:rPr>
-          <w:rFonts w:hint="default"/>
-          <w:sz w:val="32"/>
-          <w:szCs w:val="32"/>
-          <w:lang w:val="en-US" w:eastAsia="zh-CN"/>
-        </w:rPr>
-        <w:t>《之江新语》</w:t>
-      </w:r>
-    </w:p>
-    <w:p>
-      <w:pPr>
-        <w:keepNext w:val="0"/>
-        <w:keepLines w:val="0"/>
-        <w:pageBreakBefore w:val="0"/>
-        <w:widowControl w:val="0"/>
-        <w:kinsoku/>
-        <w:wordWrap/>
-        <w:overflowPunct/>
-        <w:topLinePunct w:val="0"/>
-        <w:autoSpaceDE/>
-        <w:autoSpaceDN/>
-        <w:bidi w:val="0"/>
-        <w:adjustRightInd/>
-        <w:snapToGrid/>
-        <w:spacing w:line="360" w:lineRule="auto"/>
-        <w:textAlignment w:val="auto"/>
-        <w:rPr>
-          <w:rFonts w:hint="default"/>
-          <w:sz w:val="32"/>
-          <w:szCs w:val="32"/>
-          <w:lang w:val="en-US" w:eastAsia="zh-CN"/>
-        </w:rPr>
-      </w:pPr>
-      <w:r>
-        <w:rPr>
-          <w:rFonts w:hint="default"/>
-          <w:sz w:val="32"/>
-          <w:szCs w:val="32"/>
-          <w:lang w:val="en-US" w:eastAsia="zh-CN"/>
-        </w:rPr>
-        <w:drawing>
-          <wp:inline distT="0" distB="0" distL="114300" distR="114300">
-            <wp:extent cx="1897380" cy="2684145"/>
-            <wp:effectExtent l="0" t="0" r="7620" b="8255"/>
-            <wp:docPr id="67" name="图片 27" descr="《中共中央  国务院关于加强和完善城乡社区治理的意见》辅导读本"/>
-            <wp:cNvGraphicFramePr>
-              <a:graphicFrameLocks xmlns:a="http://schemas.openxmlformats.org/drawingml/2006/main" noChangeAspect="1"/>
-            </wp:cNvGraphicFramePr>
-            <a:graphic xmlns:a="http://schemas.openxmlformats.org/drawingml/2006/main">
-              <a:graphicData uri="http://schemas.openxmlformats.org/drawingml/2006/picture">
-                <pic:pic xmlns:pic="http://schemas.openxmlformats.org/drawingml/2006/picture">
-                  <pic:nvPicPr>
-                    <pic:cNvPr id="67" name="图片 27" descr="《中共中央  国务院关于加强和完善城乡社区治理的意见》辅导读本"/>
-                    <pic:cNvPicPr>
-                      <a:picLocks noChangeAspect="1"/>
-                    </pic:cNvPicPr>
-                  </pic:nvPicPr>
-                  <pic:blipFill>
-                    <a:blip r:embed="rId30"/>
-                    <a:stretch>
-                      <a:fillRect/>
-                    </a:stretch>
-                  </pic:blipFill>
-                  <pic:spPr>
-                    <a:xfrm>
-                      <a:off x="0" y="0"/>
-                      <a:ext cx="1897380" cy="2684145"/>
-                    </a:xfrm>
-                    <a:prstGeom prst="rect">
-                      <a:avLst/>
-                    </a:prstGeom>
-                    <a:noFill/>
-                    <a:ln>
-                      <a:noFill/>
-                    </a:ln>
-                  </pic:spPr>
-                </pic:pic>
-              </a:graphicData>
-            </a:graphic>
-          </wp:inline>
-        </w:drawing>
-      </w:r>
-    </w:p>
-    <w:p>
-      <w:pPr>
-        <w:keepNext w:val="0"/>
-        <w:keepLines w:val="0"/>
-        <w:pageBreakBefore w:val="0"/>
-        <w:widowControl w:val="0"/>
-        <w:kinsoku/>
-        <w:wordWrap/>
-        <w:overflowPunct/>
-        <w:topLinePunct w:val="0"/>
-        <w:autoSpaceDE/>
-        <w:autoSpaceDN/>
-        <w:bidi w:val="0"/>
-        <w:adjustRightInd/>
-        <w:snapToGrid/>
-        <w:spacing w:line="360" w:lineRule="auto"/>
-        <w:textAlignment w:val="auto"/>
-        <w:rPr>
-          <w:rFonts w:hint="default"/>
-          <w:sz w:val="32"/>
-          <w:szCs w:val="32"/>
-          <w:lang w:val="en-US" w:eastAsia="zh-CN"/>
-        </w:rPr>
-      </w:pPr>
-      <w:r>
-        <w:rPr>
-          <w:rFonts w:hint="default"/>
-          <w:sz w:val="32"/>
-          <w:szCs w:val="32"/>
-          <w:lang w:val="en-US" w:eastAsia="zh-CN"/>
-        </w:rPr>
-        <w:t>《中共中央  国务院关于加强和完善城乡社区治理的意见》辅导读本</w:t>
-      </w:r>
-    </w:p>
-    <w:p>
-      <w:pPr>
-        <w:keepNext w:val="0"/>
-        <w:keepLines w:val="0"/>
-        <w:pageBreakBefore w:val="0"/>
-        <w:widowControl w:val="0"/>
-        <w:kinsoku/>
-        <w:wordWrap/>
-        <w:overflowPunct/>
-        <w:topLinePunct w:val="0"/>
-        <w:autoSpaceDE/>
-        <w:autoSpaceDN/>
-        <w:bidi w:val="0"/>
-        <w:adjustRightInd/>
-        <w:snapToGrid/>
-        <w:spacing w:line="360" w:lineRule="auto"/>
-        <w:textAlignment w:val="auto"/>
-        <w:rPr>
-          <w:rFonts w:hint="default"/>
-          <w:sz w:val="32"/>
-          <w:szCs w:val="32"/>
-          <w:lang w:val="en-US" w:eastAsia="zh-CN"/>
-        </w:rPr>
-      </w:pPr>
-      <w:r>
-        <w:rPr>
-          <w:rFonts w:hint="default"/>
-          <w:sz w:val="32"/>
-          <w:szCs w:val="32"/>
-          <w:lang w:val="en-US" w:eastAsia="zh-CN"/>
-        </w:rPr>
-        <w:drawing>
-          <wp:inline distT="0" distB="0" distL="114300" distR="114300">
-            <wp:extent cx="2046605" cy="2895600"/>
-            <wp:effectExtent l="0" t="0" r="10795" b="0"/>
-            <wp:docPr id="136" name="图片 28" descr="《中国社区发展报告》2012"/>
-            <wp:cNvGraphicFramePr>
-              <a:graphicFrameLocks xmlns:a="http://schemas.openxmlformats.org/drawingml/2006/main" noChangeAspect="1"/>
-            </wp:cNvGraphicFramePr>
-            <a:graphic xmlns:a="http://schemas.openxmlformats.org/drawingml/2006/main">
-              <a:graphicData uri="http://schemas.openxmlformats.org/drawingml/2006/picture">
-                <pic:pic xmlns:pic="http://schemas.openxmlformats.org/drawingml/2006/picture">
-                  <pic:nvPicPr>
-                    <pic:cNvPr id="136" name="图片 28" descr="《中国社区发展报告》2012"/>
-                    <pic:cNvPicPr>
-                      <a:picLocks noChangeAspect="1"/>
-                    </pic:cNvPicPr>
-                  </pic:nvPicPr>
-                  <pic:blipFill>
-                    <a:blip r:embed="rId31"/>
-                    <a:stretch>
-                      <a:fillRect/>
-                    </a:stretch>
-                  </pic:blipFill>
-                  <pic:spPr>
-                    <a:xfrm>
-                      <a:off x="0" y="0"/>
-                      <a:ext cx="2046605" cy="2895600"/>
-                    </a:xfrm>
-                    <a:prstGeom prst="rect">
-                      <a:avLst/>
-                    </a:prstGeom>
-                    <a:noFill/>
-                    <a:ln>
-                      <a:noFill/>
-                    </a:ln>
-                  </pic:spPr>
-                </pic:pic>
-              </a:graphicData>
-            </a:graphic>
-          </wp:inline>
-        </w:drawing>
-      </w:r>
-    </w:p>
-    <w:p>
-      <w:pPr>
-        <w:keepNext w:val="0"/>
-        <w:keepLines w:val="0"/>
-        <w:pageBreakBefore w:val="0"/>
-        <w:widowControl w:val="0"/>
-        <w:kinsoku/>
-        <w:wordWrap/>
-        <w:overflowPunct/>
-        <w:topLinePunct w:val="0"/>
-        <w:autoSpaceDE/>
-        <w:autoSpaceDN/>
-        <w:bidi w:val="0"/>
-        <w:adjustRightInd/>
-        <w:snapToGrid/>
-        <w:spacing w:line="360" w:lineRule="auto"/>
-        <w:textAlignment w:val="auto"/>
-        <w:rPr>
-          <w:rFonts w:hint="default"/>
-          <w:sz w:val="32"/>
-          <w:szCs w:val="32"/>
-          <w:lang w:val="en-US" w:eastAsia="zh-CN"/>
-        </w:rPr>
-      </w:pPr>
-      <w:r>
-        <w:rPr>
-          <w:rFonts w:hint="default"/>
-          <w:sz w:val="32"/>
-          <w:szCs w:val="32"/>
-          <w:lang w:val="en-US" w:eastAsia="zh-CN"/>
-        </w:rPr>
-        <w:t>《中国社区发展报告》2012</w:t>
-      </w:r>
-    </w:p>
-    <w:p>
-      <w:pPr>
-        <w:keepNext w:val="0"/>
-        <w:keepLines w:val="0"/>
-        <w:pageBreakBefore w:val="0"/>
-        <w:widowControl w:val="0"/>
-        <w:kinsoku/>
-        <w:wordWrap/>
-        <w:overflowPunct/>
-        <w:topLinePunct w:val="0"/>
-        <w:autoSpaceDE/>
-        <w:autoSpaceDN/>
-        <w:bidi w:val="0"/>
-        <w:adjustRightInd/>
-        <w:snapToGrid/>
-        <w:spacing w:line="360" w:lineRule="auto"/>
-        <w:textAlignment w:val="auto"/>
-        <w:rPr>
-          <w:rFonts w:hint="default"/>
-          <w:sz w:val="32"/>
-          <w:szCs w:val="32"/>
-          <w:lang w:val="en-US" w:eastAsia="zh-CN"/>
-        </w:rPr>
-      </w:pPr>
-      <w:r>
-        <w:rPr>
-          <w:rFonts w:hint="default"/>
-          <w:sz w:val="32"/>
-          <w:szCs w:val="32"/>
-          <w:lang w:val="en-US" w:eastAsia="zh-CN"/>
-        </w:rPr>
-        <w:drawing>
-          <wp:inline distT="0" distB="0" distL="114300" distR="114300">
-            <wp:extent cx="2914650" cy="1941195"/>
-            <wp:effectExtent l="0" t="0" r="6350" b="14605"/>
-            <wp:docPr id="137" name="图片 29" descr="2012年，中共中央组织部开展“全国创先争优先进基层党组织”评选，，旨在表彰在创先争优活动中表现突出的基层党组织，充分发挥先进典型的示范引领作用，持续激发基层党组织活力，推动基层党建高质量发展"/>
-            <wp:cNvGraphicFramePr>
-              <a:graphicFrameLocks xmlns:a="http://schemas.openxmlformats.org/drawingml/2006/main" noChangeAspect="1"/>
-            </wp:cNvGraphicFramePr>
-            <a:graphic xmlns:a="http://schemas.openxmlformats.org/drawingml/2006/main">
-              <a:graphicData uri="http://schemas.openxmlformats.org/drawingml/2006/picture">
-                <pic:pic xmlns:pic="http://schemas.openxmlformats.org/drawingml/2006/picture">
-                  <pic:nvPicPr>
-                    <pic:cNvPr id="137" name="图片 29" descr="2012年，中共中央组织部开展“全国创先争优先进基层党组织”评选，，旨在表彰在创先争优活动中表现突出的基层党组织，充分发挥先进典型的示范引领作用，持续激发基层党组织活力，推动基层党建高质量发展"/>
-                    <pic:cNvPicPr>
-                      <a:picLocks noChangeAspect="1"/>
-                    </pic:cNvPicPr>
-                  </pic:nvPicPr>
-                  <pic:blipFill>
-                    <a:blip r:embed="rId32"/>
-                    <a:stretch>
-                      <a:fillRect/>
-                    </a:stretch>
-                  </pic:blipFill>
-                  <pic:spPr>
-                    <a:xfrm>
-                      <a:off x="0" y="0"/>
-                      <a:ext cx="2914650" cy="1941195"/>
-                    </a:xfrm>
-                    <a:prstGeom prst="rect">
-                      <a:avLst/>
-                    </a:prstGeom>
-                    <a:noFill/>
-                    <a:ln>
-                      <a:noFill/>
-                    </a:ln>
-                  </pic:spPr>
-                </pic:pic>
-              </a:graphicData>
-            </a:graphic>
-          </wp:inline>
-        </w:drawing>
-      </w:r>
-    </w:p>
-    <w:p>
-      <w:pPr>
-        <w:keepNext w:val="0"/>
-        <w:keepLines w:val="0"/>
-        <w:pageBreakBefore w:val="0"/>
-        <w:widowControl w:val="0"/>
-        <w:kinsoku/>
-        <w:wordWrap/>
-        <w:overflowPunct/>
-        <w:topLinePunct w:val="0"/>
-        <w:autoSpaceDE/>
-        <w:autoSpaceDN/>
-        <w:bidi w:val="0"/>
-        <w:adjustRightInd/>
-        <w:snapToGrid/>
-        <w:spacing w:line="360" w:lineRule="auto"/>
-        <w:textAlignment w:val="auto"/>
-        <w:rPr>
-          <w:rFonts w:hint="default"/>
-          <w:sz w:val="32"/>
-          <w:szCs w:val="32"/>
-          <w:lang w:val="en-US" w:eastAsia="zh-CN"/>
-        </w:rPr>
-      </w:pPr>
-      <w:r>
-        <w:rPr>
-          <w:rFonts w:hint="default"/>
-          <w:sz w:val="32"/>
-          <w:szCs w:val="32"/>
-          <w:lang w:val="en-US" w:eastAsia="zh-CN"/>
-        </w:rPr>
-        <w:t>2012年，中共中央组织部开展“全国创先争优先进基层党组织”评选，旨在表彰在创先争优活动中表现突出的基层党组织，充分发挥先进典型的示范引领作用，持续激发基层党组织活力，推动基层党建高质量发展</w:t>
-      </w:r>
-    </w:p>
-    <w:p>
-      <w:pPr>
-        <w:keepNext w:val="0"/>
-        <w:keepLines w:val="0"/>
-        <w:pageBreakBefore w:val="0"/>
-        <w:widowControl w:val="0"/>
-        <w:kinsoku/>
-        <w:wordWrap/>
-        <w:overflowPunct/>
-        <w:topLinePunct w:val="0"/>
-        <w:autoSpaceDE/>
-        <w:autoSpaceDN/>
-        <w:bidi w:val="0"/>
-        <w:adjustRightInd/>
-        <w:snapToGrid/>
-        <w:spacing w:line="360" w:lineRule="auto"/>
-        <w:textAlignment w:val="auto"/>
-        <w:rPr>
-          <w:rFonts w:hint="default"/>
-          <w:sz w:val="32"/>
-          <w:szCs w:val="32"/>
-          <w:lang w:val="en-US" w:eastAsia="zh-CN"/>
-        </w:rPr>
-      </w:pPr>
-      <w:r>
-        <w:rPr>
-          <w:rFonts w:hint="default"/>
-          <w:sz w:val="32"/>
-          <w:szCs w:val="32"/>
-          <w:lang w:val="en-US" w:eastAsia="zh-CN"/>
-        </w:rPr>
-        <w:drawing>
-          <wp:inline distT="0" distB="0" distL="114300" distR="114300">
-            <wp:extent cx="2881630" cy="1996440"/>
-            <wp:effectExtent l="0" t="0" r="13970" b="10160"/>
-            <wp:docPr id="57" name="图片 30" descr="2013年8月 司法部开展“全国模范人民调解委员会”评选，旨在表彰在矛盾纠纷化解工作中表现突出的基层人民调解组织，充分发挥先进典型的示范引领作用，推动新时代人民调解工作创新发展"/>
-            <wp:cNvGraphicFramePr>
-              <a:graphicFrameLocks xmlns:a="http://schemas.openxmlformats.org/drawingml/2006/main" noChangeAspect="1"/>
-            </wp:cNvGraphicFramePr>
-            <a:graphic xmlns:a="http://schemas.openxmlformats.org/drawingml/2006/main">
-              <a:graphicData uri="http://schemas.openxmlformats.org/drawingml/2006/picture">
-                <pic:pic xmlns:pic="http://schemas.openxmlformats.org/drawingml/2006/picture">
-                  <pic:nvPicPr>
-                    <pic:cNvPr id="57" name="图片 30" descr="2013年8月 司法部开展“全国模范人民调解委员会”评选，旨在表彰在矛盾纠纷化解工作中表现突出的基层人民调解组织，充分发挥先进典型的示范引领作用，推动新时代人民调解工作创新发展"/>
-                    <pic:cNvPicPr>
-                      <a:picLocks noChangeAspect="1"/>
-                    </pic:cNvPicPr>
-                  </pic:nvPicPr>
-                  <pic:blipFill>
-                    <a:blip r:embed="rId33"/>
-                    <a:srcRect t="7639"/>
-                    <a:stretch>
-                      <a:fillRect/>
-                    </a:stretch>
-                  </pic:blipFill>
-                  <pic:spPr>
-                    <a:xfrm>
-                      <a:off x="0" y="0"/>
-                      <a:ext cx="2881630" cy="1996440"/>
-                    </a:xfrm>
-                    <a:prstGeom prst="rect">
-                      <a:avLst/>
-                    </a:prstGeom>
-                    <a:noFill/>
-                    <a:ln>
-                      <a:noFill/>
-                    </a:ln>
-                  </pic:spPr>
-                </pic:pic>
-              </a:graphicData>
-            </a:graphic>
-          </wp:inline>
-        </w:drawing>
-      </w:r>
-    </w:p>
-    <w:p>
-      <w:pPr>
-        <w:keepNext w:val="0"/>
-        <w:keepLines w:val="0"/>
-        <w:pageBreakBefore w:val="0"/>
-        <w:widowControl w:val="0"/>
-        <w:kinsoku/>
-        <w:wordWrap/>
-        <w:overflowPunct/>
-        <w:topLinePunct w:val="0"/>
-        <w:autoSpaceDE/>
-        <w:autoSpaceDN/>
-        <w:bidi w:val="0"/>
-        <w:adjustRightInd/>
-        <w:snapToGrid/>
-        <w:spacing w:line="360" w:lineRule="auto"/>
-        <w:textAlignment w:val="auto"/>
-        <w:rPr>
-          <w:rFonts w:hint="default"/>
-          <w:sz w:val="32"/>
-          <w:szCs w:val="32"/>
-          <w:lang w:val="en-US" w:eastAsia="zh-CN"/>
-        </w:rPr>
-      </w:pPr>
-      <w:r>
-        <w:rPr>
-          <w:rFonts w:hint="default"/>
-          <w:sz w:val="32"/>
-          <w:szCs w:val="32"/>
-          <w:lang w:val="en-US" w:eastAsia="zh-CN"/>
-        </w:rPr>
-        <w:t>2013年8月 司法部开展“全国模范人民调解委员会”评选，旨在表彰在矛盾纠纷化解工作中表现突出的基层人民调解组织，充分发挥先进典型的示范引领作用，推动新时代人民调解工作创新发展</w:t>
-      </w:r>
-    </w:p>
-    <w:p>
-      <w:pPr>
-        <w:keepNext w:val="0"/>
-        <w:keepLines w:val="0"/>
-        <w:pageBreakBefore w:val="0"/>
-        <w:widowControl w:val="0"/>
-        <w:kinsoku/>
-        <w:wordWrap/>
-        <w:overflowPunct/>
-        <w:topLinePunct w:val="0"/>
-        <w:autoSpaceDE/>
-        <w:autoSpaceDN/>
-        <w:bidi w:val="0"/>
-        <w:adjustRightInd/>
-        <w:snapToGrid/>
-        <w:spacing w:line="360" w:lineRule="auto"/>
-        <w:textAlignment w:val="auto"/>
-        <w:rPr>
-          <w:rFonts w:hint="default"/>
-          <w:sz w:val="32"/>
-          <w:szCs w:val="32"/>
-          <w:lang w:val="en-US" w:eastAsia="zh-CN"/>
-        </w:rPr>
-      </w:pPr>
-      <w:r>
-        <w:rPr>
-          <w:rFonts w:hint="default"/>
-          <w:sz w:val="32"/>
-          <w:szCs w:val="32"/>
-          <w:lang w:val="en-US" w:eastAsia="zh-CN"/>
-        </w:rPr>
-        <w:drawing>
-          <wp:inline distT="0" distB="0" distL="114300" distR="114300">
-            <wp:extent cx="2850515" cy="1969135"/>
-            <wp:effectExtent l="0" t="0" r="19685" b="12065"/>
-            <wp:docPr id="56" name="图片 31" descr="2013年12月，中国成人教育协会、社区教育专业委员会开展“全国创建学习型社区示范街道（乡镇）”评选，旨在通过树立典型、推广经验，促进终身学习理念在基层的落实，推动社区教育发展，提升居民综合素质和社会文明程度"/>
-            <wp:cNvGraphicFramePr>
-              <a:graphicFrameLocks xmlns:a="http://schemas.openxmlformats.org/drawingml/2006/main" noChangeAspect="1"/>
-            </wp:cNvGraphicFramePr>
-            <a:graphic xmlns:a="http://schemas.openxmlformats.org/drawingml/2006/main">
-              <a:graphicData uri="http://schemas.openxmlformats.org/drawingml/2006/picture">
-                <pic:pic xmlns:pic="http://schemas.openxmlformats.org/drawingml/2006/picture">
-                  <pic:nvPicPr>
-                    <pic:cNvPr id="56" name="图片 31" descr="2013年12月，中国成人教育协会、社区教育专业委员会开展“全国创建学习型社区示范街道（乡镇）”评选，旨在通过树立典型、推广经验，促进终身学习理念在基层的落实，推动社区教育发展，提升居民综合素质和社会文明程度"/>
-                    <pic:cNvPicPr>
-                      <a:picLocks noChangeAspect="1"/>
-                    </pic:cNvPicPr>
-                  </pic:nvPicPr>
-                  <pic:blipFill>
-                    <a:blip r:embed="rId34"/>
-                    <a:stretch>
-                      <a:fillRect/>
-                    </a:stretch>
-                  </pic:blipFill>
-                  <pic:spPr>
-                    <a:xfrm>
-                      <a:off x="0" y="0"/>
-                      <a:ext cx="2850515" cy="1969135"/>
-                    </a:xfrm>
-                    <a:prstGeom prst="rect">
-                      <a:avLst/>
-                    </a:prstGeom>
-                    <a:noFill/>
-                    <a:ln>
-                      <a:noFill/>
-                    </a:ln>
-                  </pic:spPr>
-                </pic:pic>
-              </a:graphicData>
-            </a:graphic>
-          </wp:inline>
-        </w:drawing>
-      </w:r>
-    </w:p>
-    <w:p>
-      <w:pPr>
-        <w:keepNext w:val="0"/>
-        <w:keepLines w:val="0"/>
-        <w:pageBreakBefore w:val="0"/>
-        <w:widowControl w:val="0"/>
-        <w:kinsoku/>
-        <w:wordWrap/>
-        <w:overflowPunct/>
-        <w:topLinePunct w:val="0"/>
-        <w:autoSpaceDE/>
-        <w:autoSpaceDN/>
-        <w:bidi w:val="0"/>
-        <w:adjustRightInd/>
-        <w:snapToGrid/>
-        <w:spacing w:line="360" w:lineRule="auto"/>
-        <w:textAlignment w:val="auto"/>
-        <w:rPr>
-          <w:rFonts w:hint="default"/>
-          <w:sz w:val="32"/>
-          <w:szCs w:val="32"/>
-          <w:lang w:val="en-US" w:eastAsia="zh-CN"/>
-        </w:rPr>
-      </w:pPr>
-      <w:r>
-        <w:rPr>
-          <w:rFonts w:hint="default"/>
-          <w:sz w:val="32"/>
-          <w:szCs w:val="32"/>
-          <w:lang w:val="en-US" w:eastAsia="zh-CN"/>
-        </w:rPr>
-        <w:t>2013年12月，中国成人教育协会、社区教育专业委员会开展“全国创建学习型社区示范街道（乡镇）”评选，旨在通过树立典型、推广经验，促进终身学习理念在基层的落实，推动社区教育发展，提升居民综合素质和社会文明程度</w:t>
-      </w:r>
-    </w:p>
-    <w:p>
-      <w:pPr>
-        <w:keepNext w:val="0"/>
-        <w:keepLines w:val="0"/>
-        <w:pageBreakBefore w:val="0"/>
-        <w:widowControl w:val="0"/>
-        <w:kinsoku/>
-        <w:wordWrap/>
-        <w:overflowPunct/>
-        <w:topLinePunct w:val="0"/>
-        <w:autoSpaceDE/>
-        <w:autoSpaceDN/>
-        <w:bidi w:val="0"/>
-        <w:adjustRightInd/>
-        <w:snapToGrid/>
-        <w:spacing w:line="360" w:lineRule="auto"/>
-        <w:textAlignment w:val="auto"/>
-        <w:rPr>
-          <w:rFonts w:hint="default"/>
-          <w:sz w:val="32"/>
-          <w:szCs w:val="32"/>
-          <w:lang w:val="en-US" w:eastAsia="zh-CN"/>
-        </w:rPr>
-      </w:pPr>
-      <w:r>
-        <w:rPr>
-          <w:rFonts w:hint="default"/>
-          <w:sz w:val="32"/>
-          <w:szCs w:val="32"/>
-          <w:lang w:val="en-US" w:eastAsia="zh-CN"/>
-        </w:rPr>
-        <w:drawing>
-          <wp:inline distT="0" distB="0" distL="114300" distR="114300">
-            <wp:extent cx="2805430" cy="1866265"/>
-            <wp:effectExtent l="0" t="0" r="13970" b="13335"/>
-            <wp:docPr id="110" name="图片 32" descr="8.2014年，民政部开展“全国社区治理和服务创新实验区”评选，旨在通过实验示范推动基层治理体系和治理能力现代化，探索具有中国特色的社区治理新模式"/>
-            <wp:cNvGraphicFramePr>
-              <a:graphicFrameLocks xmlns:a="http://schemas.openxmlformats.org/drawingml/2006/main" noChangeAspect="1"/>
-            </wp:cNvGraphicFramePr>
-            <a:graphic xmlns:a="http://schemas.openxmlformats.org/drawingml/2006/main">
-              <a:graphicData uri="http://schemas.openxmlformats.org/drawingml/2006/picture">
-                <pic:pic xmlns:pic="http://schemas.openxmlformats.org/drawingml/2006/picture">
-                  <pic:nvPicPr>
-                    <pic:cNvPr id="110" name="图片 32" descr="8.2014年，民政部开展“全国社区治理和服务创新实验区”评选，旨在通过实验示范推动基层治理体系和治理能力现代化，探索具有中国特色的社区治理新模式"/>
-                    <pic:cNvPicPr>
-                      <a:picLocks noChangeAspect="1"/>
-                    </pic:cNvPicPr>
-                  </pic:nvPicPr>
-                  <pic:blipFill>
-                    <a:blip r:embed="rId35"/>
-                    <a:stretch>
-                      <a:fillRect/>
-                    </a:stretch>
-                  </pic:blipFill>
-                  <pic:spPr>
-                    <a:xfrm>
-                      <a:off x="0" y="0"/>
-                      <a:ext cx="2805430" cy="1866265"/>
-                    </a:xfrm>
-                    <a:prstGeom prst="rect">
-                      <a:avLst/>
-                    </a:prstGeom>
-                    <a:noFill/>
-                    <a:ln>
-                      <a:noFill/>
-                    </a:ln>
-                  </pic:spPr>
-                </pic:pic>
-              </a:graphicData>
-            </a:graphic>
-          </wp:inline>
-        </w:drawing>
-      </w:r>
-    </w:p>
-    <w:p>
-      <w:pPr>
-        <w:keepNext w:val="0"/>
-        <w:keepLines w:val="0"/>
-        <w:pageBreakBefore w:val="0"/>
-        <w:widowControl w:val="0"/>
-        <w:kinsoku/>
-        <w:wordWrap/>
-        <w:overflowPunct/>
-        <w:topLinePunct w:val="0"/>
-        <w:autoSpaceDE/>
-        <w:autoSpaceDN/>
-        <w:bidi w:val="0"/>
-        <w:adjustRightInd/>
-        <w:snapToGrid/>
-        <w:spacing w:line="360" w:lineRule="auto"/>
-        <w:textAlignment w:val="auto"/>
-        <w:rPr>
-          <w:rFonts w:hint="default"/>
-          <w:sz w:val="32"/>
-          <w:szCs w:val="32"/>
-          <w:lang w:val="en-US" w:eastAsia="zh-CN"/>
-        </w:rPr>
-      </w:pPr>
-      <w:r>
-        <w:rPr>
-          <w:rFonts w:hint="default"/>
-          <w:sz w:val="32"/>
-          <w:szCs w:val="32"/>
-          <w:lang w:val="en-US" w:eastAsia="zh-CN"/>
-        </w:rPr>
-        <w:t>2014年，民政部开展“全国社区治理和服务创新实验区”评选，旨在通过实验示范推动基层治理体系和治理能力现代化，探索具有中国特色的社区治理新模式</w:t>
-      </w:r>
-    </w:p>
-    <w:p>
-      <w:pPr>
-        <w:keepNext w:val="0"/>
-        <w:keepLines w:val="0"/>
-        <w:pageBreakBefore w:val="0"/>
-        <w:widowControl w:val="0"/>
-        <w:kinsoku/>
-        <w:wordWrap/>
-        <w:overflowPunct/>
-        <w:topLinePunct w:val="0"/>
-        <w:autoSpaceDE/>
-        <w:autoSpaceDN/>
-        <w:bidi w:val="0"/>
-        <w:adjustRightInd/>
-        <w:snapToGrid/>
-        <w:spacing w:line="360" w:lineRule="auto"/>
-        <w:textAlignment w:val="auto"/>
-        <w:rPr>
-          <w:rFonts w:hint="default"/>
-          <w:sz w:val="32"/>
-          <w:szCs w:val="32"/>
-          <w:lang w:val="en-US" w:eastAsia="zh-CN"/>
-        </w:rPr>
-      </w:pPr>
-      <w:r>
-        <w:rPr>
-          <w:rFonts w:hint="default"/>
-          <w:sz w:val="32"/>
-          <w:szCs w:val="32"/>
-          <w:lang w:val="en-US" w:eastAsia="zh-CN"/>
-        </w:rPr>
-        <w:drawing>
-          <wp:inline distT="0" distB="0" distL="114300" distR="114300">
-            <wp:extent cx="2370455" cy="1778000"/>
-            <wp:effectExtent l="0" t="0" r="17145" b="0"/>
-            <wp:docPr id="109" name="图片 33" descr="2015年，民政部组织开展“全国和谐社区建设示范市”创建活动，旨在表彰在和谐社区建设中取得显著成效的城市，发挥示范引领作用，推动新时代社区治理体系和治理能力现代化"/>
-            <wp:cNvGraphicFramePr>
-              <a:graphicFrameLocks xmlns:a="http://schemas.openxmlformats.org/drawingml/2006/main" noChangeAspect="1"/>
-            </wp:cNvGraphicFramePr>
-            <a:graphic xmlns:a="http://schemas.openxmlformats.org/drawingml/2006/main">
-              <a:graphicData uri="http://schemas.openxmlformats.org/drawingml/2006/picture">
-                <pic:pic xmlns:pic="http://schemas.openxmlformats.org/drawingml/2006/picture">
-                  <pic:nvPicPr>
-                    <pic:cNvPr id="109" name="图片 33" descr="2015年，民政部组织开展“全国和谐社区建设示范市”创建活动，旨在表彰在和谐社区建设中取得显著成效的城市，发挥示范引领作用，推动新时代社区治理体系和治理能力现代化"/>
-                    <pic:cNvPicPr>
-                      <a:picLocks noChangeAspect="1"/>
-                    </pic:cNvPicPr>
-                  </pic:nvPicPr>
-                  <pic:blipFill>
-                    <a:blip r:embed="rId36"/>
-                    <a:stretch>
-                      <a:fillRect/>
-                    </a:stretch>
-                  </pic:blipFill>
-                  <pic:spPr>
-                    <a:xfrm>
-                      <a:off x="0" y="0"/>
-                      <a:ext cx="2370455" cy="1778000"/>
-                    </a:xfrm>
-                    <a:prstGeom prst="rect">
-                      <a:avLst/>
-                    </a:prstGeom>
-                    <a:noFill/>
-                    <a:ln>
-                      <a:noFill/>
-                    </a:ln>
-                  </pic:spPr>
-                </pic:pic>
-              </a:graphicData>
-            </a:graphic>
-          </wp:inline>
-        </w:drawing>
-      </w:r>
-    </w:p>
-    <w:p>
-      <w:pPr>
-        <w:keepNext w:val="0"/>
-        <w:keepLines w:val="0"/>
-        <w:pageBreakBefore w:val="0"/>
-        <w:widowControl w:val="0"/>
-        <w:kinsoku/>
-        <w:wordWrap/>
-        <w:overflowPunct/>
-        <w:topLinePunct w:val="0"/>
-        <w:autoSpaceDE/>
-        <w:autoSpaceDN/>
-        <w:bidi w:val="0"/>
-        <w:adjustRightInd/>
-        <w:snapToGrid/>
-        <w:spacing w:line="360" w:lineRule="auto"/>
-        <w:textAlignment w:val="auto"/>
-        <w:rPr>
-          <w:rFonts w:hint="eastAsia"/>
-          <w:sz w:val="32"/>
-          <w:szCs w:val="32"/>
-          <w:lang w:val="en-US" w:eastAsia="zh-CN"/>
-        </w:rPr>
-      </w:pPr>
-      <w:r>
-        <w:rPr>
-          <w:rFonts w:hint="default"/>
-          <w:sz w:val="32"/>
-          <w:szCs w:val="32"/>
-          <w:lang w:val="en-US" w:eastAsia="zh-CN"/>
-        </w:rPr>
-        <w:t>2015年，民政部组织开展“全国和谐社区建设示范市”创建活动，旨在表彰在和谐社区建设中取得显著成效的城市，发挥示范引领作用，推动新时代社区治理体系和治理能力现代化</w:t>
-      </w:r>
-    </w:p>
-    <w:p>
-      <w:pPr>
-        <w:keepNext w:val="0"/>
-        <w:keepLines w:val="0"/>
-        <w:pageBreakBefore w:val="0"/>
-        <w:widowControl w:val="0"/>
-        <w:kinsoku/>
-        <w:wordWrap/>
-        <w:overflowPunct/>
-        <w:topLinePunct w:val="0"/>
-        <w:autoSpaceDE/>
-        <w:autoSpaceDN/>
-        <w:bidi w:val="0"/>
-        <w:adjustRightInd/>
-        <w:snapToGrid/>
-        <w:spacing w:line="360" w:lineRule="auto"/>
-        <w:textAlignment w:val="auto"/>
-        <w:rPr>
-          <w:rFonts w:hint="default"/>
-          <w:sz w:val="32"/>
-          <w:szCs w:val="32"/>
-          <w:lang w:val="en-US" w:eastAsia="zh-CN"/>
-        </w:rPr>
-      </w:pPr>
-      <w:r>
-        <w:rPr>
-          <w:rFonts w:hint="default"/>
-          <w:sz w:val="32"/>
-          <w:szCs w:val="32"/>
-          <w:lang w:val="en-US" w:eastAsia="zh-CN"/>
-        </w:rPr>
-        <w:drawing>
-          <wp:inline distT="0" distB="0" distL="114300" distR="114300">
-            <wp:extent cx="2682240" cy="1507490"/>
-            <wp:effectExtent l="0" t="0" r="10160" b="16510"/>
-            <wp:docPr id="106" name="图片 34" descr="2016年，民政部开展“全国社会工作服务示范社区”评选，旨在通过树立典型、推广经验，推动全国社区社会工作服务专业化、规范化发展，提升基层社会治理水平"/>
-            <wp:cNvGraphicFramePr>
-              <a:graphicFrameLocks xmlns:a="http://schemas.openxmlformats.org/drawingml/2006/main" noChangeAspect="1"/>
-            </wp:cNvGraphicFramePr>
-            <a:graphic xmlns:a="http://schemas.openxmlformats.org/drawingml/2006/main">
-              <a:graphicData uri="http://schemas.openxmlformats.org/drawingml/2006/picture">
-                <pic:pic xmlns:pic="http://schemas.openxmlformats.org/drawingml/2006/picture">
-                  <pic:nvPicPr>
-                    <pic:cNvPr id="106" name="图片 34" descr="2016年，民政部开展“全国社会工作服务示范社区”评选，旨在通过树立典型、推广经验，推动全国社区社会工作服务专业化、规范化发展，提升基层社会治理水平"/>
-                    <pic:cNvPicPr>
-                      <a:picLocks noChangeAspect="1"/>
-                    </pic:cNvPicPr>
-                  </pic:nvPicPr>
-                  <pic:blipFill>
-                    <a:blip r:embed="rId37"/>
-                    <a:srcRect l="6477" t="16937" r="8122" b="9064"/>
-                    <a:stretch>
-                      <a:fillRect/>
-                    </a:stretch>
-                  </pic:blipFill>
-                  <pic:spPr>
-                    <a:xfrm>
-                      <a:off x="0" y="0"/>
-                      <a:ext cx="2682240" cy="1507490"/>
-                    </a:xfrm>
-                    <a:prstGeom prst="rect">
-                      <a:avLst/>
-                    </a:prstGeom>
-                    <a:noFill/>
-                    <a:ln>
-                      <a:noFill/>
-                    </a:ln>
-                  </pic:spPr>
-                </pic:pic>
-              </a:graphicData>
-            </a:graphic>
-          </wp:inline>
-        </w:drawing>
-      </w:r>
-    </w:p>
-    <w:p>
-      <w:r>
-        <w:rPr>
-          <w:rFonts w:hint="default"/>
-          <w:sz w:val="32"/>
-          <w:szCs w:val="32"/>
-          <w:lang w:val="en-US" w:eastAsia="zh-CN"/>
-        </w:rPr>
-        <w:t>2016年，民政部开展“全国社会工作服务示范社区”评选，旨在通过树立典型、推广经验，推动全国社区社会工作服务专业化、规范化发展，提升基层社会治理水平</w:t>
-      </w:r>
+      <w:bookmarkStart w:id="0" w:name="_GoBack"/>
+      <w:bookmarkEnd w:id="0"/>
     </w:p>
     <w:sectPr>
       <w:pgSz w:w="11906" w:h="16838"/>
